--- a/resubmissionv3/Cover_Letter.docx
+++ b/resubmissionv3/Cover_Letter.docx
@@ -35,7 +35,7 @@
         <w:pStyle w:val="BodyText"/>
       </w:pPr>
       <w:r>
-        <w:t xml:space="preserve">We have carefully addressed all concerns raised by the editor and reviewers. Major revisions include restructuring Table 2 to report empirical power for all six methods side-by-side, correcting Table S2 against verified simulation output, removing cross-metric F-statistic rankings, redesigning Figures 1–3 as four-panel layouts enabling direct visual comparison across methods, and expanding the discussion of signal taxa recovery and the weighted distance mechanism. Since the previous submission, the MeLSI R package has been accepted into Bioconductor, providing independent validation of the software’s quality and reproducibility standards. Detailed point-by-point responses are provided in the accompanying</w:t>
+        <w:t xml:space="preserve">We have carefully addressed all concerns raised by the editor and reviewers. Since the previous submission, the MeLSI R package has also been accepted into Bioconductor, providing independent validation of the software’s quality and reproducibility standards. Detailed point-by-point responses are provided in the accompanying</w:t>
       </w:r>
       <w:r>
         <w:t xml:space="preserve"> </w:t>
